--- a/books/resurrection/en/ENGINEERING OF RESURRECTION هندسة الانبعاث.docx
+++ b/books/resurrection/en/ENGINEERING OF RESURRECTION هندسة الانبعاث.docx
@@ -11,9 +11,6 @@
         <w:br w:type="page"/>
       </w:r>
       <w:r>
-        <w:rPr>
-          <w:noProof/>
-        </w:rPr>
         <w:drawing>
           <wp:anchor distT="0" distB="0" distL="114300" distR="114300" simplePos="0" relativeHeight="251659264" behindDoc="0" locked="0" layoutInCell="1" allowOverlap="1" wp14:anchorId="37E73B50" wp14:editId="3CDB4680">
             <wp:simplePos x="0" y="0"/>
@@ -117,6 +114,14 @@
       <w:pPr>
         <w:bidi w:val="0"/>
         <w:rPr>
+          <w:rtl/>
+        </w:rPr>
+      </w:pPr>
+    </w:p>
+    <w:p>
+      <w:pPr>
+        <w:bidi w:val="0"/>
+        <w:rPr>
           <w:b/>
           <w:bCs/>
           <w:lang w:val="en-US"/>
@@ -369,7 +374,21 @@
         <w:rPr>
           <w:lang w:val="en-US"/>
         </w:rPr>
-        <w:t>GitHub: `nasserhabitat/nasser-books</w:t>
+        <w:t>GitHub: `</w:t>
+      </w:r>
+      <w:proofErr w:type="spellStart"/>
+      <w:r>
+        <w:rPr>
+          <w:lang w:val="en-US"/>
+        </w:rPr>
+        <w:t>nasserhabitat</w:t>
+      </w:r>
+      <w:proofErr w:type="spellEnd"/>
+      <w:r>
+        <w:rPr>
+          <w:lang w:val="en-US"/>
+        </w:rPr>
+        <w:t>/nasser-books</w:t>
       </w:r>
       <w:r>
         <w:rPr>
@@ -599,7 +618,21 @@
         <w:rPr>
           <w:lang w:val="en-US"/>
         </w:rPr>
-        <w:t>This book is not a conventional sermon about the afterlife. It is a **"User Manual"** that dismantles the structure of death and revival as **functional stages** that the human "self" (Nafs) passes through. We are not dealing here with a descriptive unseen (waiting for events to happen), but with an **operational unseen** – laws that govern our movement right now</w:t>
+        <w:t>This book is not a conventional sermon about the afterlife. It is a **"User Manual"** that dismantles the structure of death and revival as **functional stages** that the human "self" (</w:t>
+      </w:r>
+      <w:proofErr w:type="spellStart"/>
+      <w:r>
+        <w:rPr>
+          <w:lang w:val="en-US"/>
+        </w:rPr>
+        <w:t>Nafs</w:t>
+      </w:r>
+      <w:proofErr w:type="spellEnd"/>
+      <w:r>
+        <w:rPr>
+          <w:lang w:val="en-US"/>
+        </w:rPr>
+        <w:t>) passes through. We are not dealing here with a descriptive unseen (waiting for events to happen), but with an **operational unseen** – laws that govern our movement right now</w:t>
       </w:r>
       <w:r>
         <w:rPr>
@@ -922,7 +955,63 @@
         <w:rPr>
           <w:lang w:val="en-US"/>
         </w:rPr>
-        <w:t>No synonymy** – "death" (mawt) is not identical to "dying" (wafat); "resurrection" (ba'th) is not identical to "rising" (nushur)</w:t>
+        <w:t>No synonymy** – "death" (</w:t>
+      </w:r>
+      <w:proofErr w:type="spellStart"/>
+      <w:r>
+        <w:rPr>
+          <w:lang w:val="en-US"/>
+        </w:rPr>
+        <w:t>mawt</w:t>
+      </w:r>
+      <w:proofErr w:type="spellEnd"/>
+      <w:r>
+        <w:rPr>
+          <w:lang w:val="en-US"/>
+        </w:rPr>
+        <w:t>) is not identical to "dying" (</w:t>
+      </w:r>
+      <w:proofErr w:type="spellStart"/>
+      <w:r>
+        <w:rPr>
+          <w:lang w:val="en-US"/>
+        </w:rPr>
+        <w:t>wafat</w:t>
+      </w:r>
+      <w:proofErr w:type="spellEnd"/>
+      <w:r>
+        <w:rPr>
+          <w:lang w:val="en-US"/>
+        </w:rPr>
+        <w:t>); "resurrection" (</w:t>
+      </w:r>
+      <w:proofErr w:type="spellStart"/>
+      <w:r>
+        <w:rPr>
+          <w:lang w:val="en-US"/>
+        </w:rPr>
+        <w:t>ba'th</w:t>
+      </w:r>
+      <w:proofErr w:type="spellEnd"/>
+      <w:r>
+        <w:rPr>
+          <w:lang w:val="en-US"/>
+        </w:rPr>
+        <w:t>) is not identical to "rising" (</w:t>
+      </w:r>
+      <w:proofErr w:type="spellStart"/>
+      <w:r>
+        <w:rPr>
+          <w:lang w:val="en-US"/>
+        </w:rPr>
+        <w:t>nushur</w:t>
+      </w:r>
+      <w:proofErr w:type="spellEnd"/>
+      <w:r>
+        <w:rPr>
+          <w:lang w:val="en-US"/>
+        </w:rPr>
+        <w:t>)</w:t>
       </w:r>
       <w:r>
         <w:rPr>
@@ -1226,11 +1315,19 @@
         </w:rPr>
         <w:t>‑</w:t>
       </w:r>
-      <w:r>
-        <w:rPr>
-          <w:lang w:val="en-US"/>
-        </w:rPr>
-        <w:t>Ghayb) is often misunderstood as a curtain behind which we cannot see. In this book, we split it</w:t>
+      <w:proofErr w:type="spellStart"/>
+      <w:r>
+        <w:rPr>
+          <w:lang w:val="en-US"/>
+        </w:rPr>
+        <w:t>Ghayb</w:t>
+      </w:r>
+      <w:proofErr w:type="spellEnd"/>
+      <w:r>
+        <w:rPr>
+          <w:lang w:val="en-US"/>
+        </w:rPr>
+        <w:t>) is often misunderstood as a curtain behind which we cannot see. In this book, we split it</w:t>
       </w:r>
       <w:r>
         <w:rPr>
@@ -1442,7 +1539,21 @@
         <w:rPr>
           <w:lang w:val="en-US"/>
         </w:rPr>
-        <w:t>Part Two: The Stages of Existential Activation – "You were dead and He gave you life</w:t>
+        <w:t xml:space="preserve">Part Two: The Stages of Existential Activation – "You were dead and He gave </w:t>
+      </w:r>
+      <w:proofErr w:type="spellStart"/>
+      <w:r>
+        <w:rPr>
+          <w:lang w:val="en-US"/>
+        </w:rPr>
+        <w:t>you</w:t>
+      </w:r>
+      <w:proofErr w:type="spellEnd"/>
+      <w:r>
+        <w:rPr>
+          <w:lang w:val="en-US"/>
+        </w:rPr>
+        <w:t xml:space="preserve"> life</w:t>
       </w:r>
       <w:r>
         <w:rPr>
@@ -1744,7 +1855,21 @@
         <w:rPr>
           <w:lang w:val="en-US"/>
         </w:rPr>
-        <w:t>The activation of **hearing, sight, and the heart** (Fu’ad) – the central processor that links perception to responsibility</w:t>
+        <w:t>The activation of **hearing, sight, and the heart** (</w:t>
+      </w:r>
+      <w:proofErr w:type="spellStart"/>
+      <w:r>
+        <w:rPr>
+          <w:lang w:val="en-US"/>
+        </w:rPr>
+        <w:t>Fu’ad</w:t>
+      </w:r>
+      <w:proofErr w:type="spellEnd"/>
+      <w:r>
+        <w:rPr>
+          <w:lang w:val="en-US"/>
+        </w:rPr>
+        <w:t>) – the central processor that links perception to responsibility</w:t>
       </w:r>
       <w:r>
         <w:rPr>
@@ -1798,7 +1923,21 @@
         <w:rPr>
           <w:lang w:val="en-US"/>
         </w:rPr>
-        <w:t>Not merely to survive, but to be tested: *"Who created death and life to test you – which of you is best in deed"* (67:2). Life grants you **free will** – the ability to disobey your material instincts for the sake of higher values</w:t>
+        <w:t xml:space="preserve">Not merely to survive, but to be tested: *"Who created death and life to test you – which of you is best </w:t>
+      </w:r>
+      <w:proofErr w:type="gramStart"/>
+      <w:r>
+        <w:rPr>
+          <w:lang w:val="en-US"/>
+        </w:rPr>
+        <w:t>in deed</w:t>
+      </w:r>
+      <w:proofErr w:type="gramEnd"/>
+      <w:r>
+        <w:rPr>
+          <w:lang w:val="en-US"/>
+        </w:rPr>
+        <w:t>"* (67:2). Life grants you **free will** – the ability to disobey your material instincts for the sake of higher values</w:t>
       </w:r>
       <w:r>
         <w:rPr>
@@ -2008,7 +2147,35 @@
         <w:rPr>
           <w:lang w:val="en-US"/>
         </w:rPr>
-        <w:t>Second Death (Imatah) | Barzakh (interval) | Archiving and waiting</w:t>
+        <w:t>Second Death (</w:t>
+      </w:r>
+      <w:proofErr w:type="spellStart"/>
+      <w:r>
+        <w:rPr>
+          <w:lang w:val="en-US"/>
+        </w:rPr>
+        <w:t>Imatah</w:t>
+      </w:r>
+      <w:proofErr w:type="spellEnd"/>
+      <w:r>
+        <w:rPr>
+          <w:lang w:val="en-US"/>
+        </w:rPr>
+        <w:t xml:space="preserve">) | </w:t>
+      </w:r>
+      <w:proofErr w:type="spellStart"/>
+      <w:r>
+        <w:rPr>
+          <w:lang w:val="en-US"/>
+        </w:rPr>
+        <w:t>Barzakh</w:t>
+      </w:r>
+      <w:proofErr w:type="spellEnd"/>
+      <w:r>
+        <w:rPr>
+          <w:lang w:val="en-US"/>
+        </w:rPr>
+        <w:t xml:space="preserve"> (interval) | Archiving and waiting</w:t>
       </w:r>
       <w:r>
         <w:rPr>
@@ -2189,8 +2356,72 @@
         <w:rPr>
           <w:lang w:val="en-US"/>
         </w:rPr>
-        <w:t>Chapter 7: The Family of Death – Mawt, Mayyit, Mayyit (shadda), Maytah</w:t>
-      </w:r>
+        <w:t xml:space="preserve">Chapter 7: The Family of Death – </w:t>
+      </w:r>
+      <w:proofErr w:type="spellStart"/>
+      <w:r>
+        <w:rPr>
+          <w:lang w:val="en-US"/>
+        </w:rPr>
+        <w:t>Mawt</w:t>
+      </w:r>
+      <w:proofErr w:type="spellEnd"/>
+      <w:r>
+        <w:rPr>
+          <w:lang w:val="en-US"/>
+        </w:rPr>
+        <w:t xml:space="preserve">, </w:t>
+      </w:r>
+      <w:proofErr w:type="spellStart"/>
+      <w:r>
+        <w:rPr>
+          <w:lang w:val="en-US"/>
+        </w:rPr>
+        <w:t>Mayyit</w:t>
+      </w:r>
+      <w:proofErr w:type="spellEnd"/>
+      <w:r>
+        <w:rPr>
+          <w:lang w:val="en-US"/>
+        </w:rPr>
+        <w:t xml:space="preserve">, </w:t>
+      </w:r>
+      <w:proofErr w:type="spellStart"/>
+      <w:r>
+        <w:rPr>
+          <w:lang w:val="en-US"/>
+        </w:rPr>
+        <w:t>Mayyit</w:t>
+      </w:r>
+      <w:proofErr w:type="spellEnd"/>
+      <w:r>
+        <w:rPr>
+          <w:lang w:val="en-US"/>
+        </w:rPr>
+        <w:t xml:space="preserve"> (</w:t>
+      </w:r>
+      <w:proofErr w:type="spellStart"/>
+      <w:r>
+        <w:rPr>
+          <w:lang w:val="en-US"/>
+        </w:rPr>
+        <w:t>shadda</w:t>
+      </w:r>
+      <w:proofErr w:type="spellEnd"/>
+      <w:r>
+        <w:rPr>
+          <w:lang w:val="en-US"/>
+        </w:rPr>
+        <w:t xml:space="preserve">), </w:t>
+      </w:r>
+      <w:proofErr w:type="spellStart"/>
+      <w:r>
+        <w:rPr>
+          <w:lang w:val="en-US"/>
+        </w:rPr>
+        <w:t>Maytah</w:t>
+      </w:r>
+      <w:proofErr w:type="spellEnd"/>
     </w:p>
     <w:p>
       <w:pPr>
@@ -2294,11 +2525,19 @@
         </w:rPr>
         <w:t>‑</w:t>
       </w:r>
-      <w:r>
-        <w:rPr>
-          <w:lang w:val="en-US"/>
-        </w:rPr>
-        <w:t>Mawt** (death as process) | Cessation of agency | System shutdown</w:t>
+      <w:proofErr w:type="spellStart"/>
+      <w:r>
+        <w:rPr>
+          <w:lang w:val="en-US"/>
+        </w:rPr>
+        <w:t>Mawt</w:t>
+      </w:r>
+      <w:proofErr w:type="spellEnd"/>
+      <w:r>
+        <w:rPr>
+          <w:lang w:val="en-US"/>
+        </w:rPr>
+        <w:t>** (death as process) | Cessation of agency | System shutdown</w:t>
       </w:r>
       <w:r>
         <w:rPr>
@@ -2333,11 +2572,19 @@
         </w:rPr>
         <w:t>‑</w:t>
       </w:r>
-      <w:r>
-        <w:rPr>
-          <w:lang w:val="en-US"/>
-        </w:rPr>
-        <w:t>Mayyit** (light pronunciation) | A being that has actually died (completed) | Archived / Offline</w:t>
+      <w:proofErr w:type="spellStart"/>
+      <w:r>
+        <w:rPr>
+          <w:lang w:val="en-US"/>
+        </w:rPr>
+        <w:t>Mayyit</w:t>
+      </w:r>
+      <w:proofErr w:type="spellEnd"/>
+      <w:r>
+        <w:rPr>
+          <w:lang w:val="en-US"/>
+        </w:rPr>
+        <w:t>** (light pronunciation) | A being that has actually died (completed) | Archived / Offline</w:t>
       </w:r>
       <w:r>
         <w:rPr>
@@ -2372,11 +2619,33 @@
         </w:rPr>
         <w:t>‑</w:t>
       </w:r>
-      <w:r>
-        <w:rPr>
-          <w:lang w:val="en-US"/>
-        </w:rPr>
-        <w:t>Mayyit** (with shadda – heavy) | A living being bound to die inevitably | Expiring / Online with deadline</w:t>
+      <w:proofErr w:type="spellStart"/>
+      <w:r>
+        <w:rPr>
+          <w:lang w:val="en-US"/>
+        </w:rPr>
+        <w:t>Mayyit</w:t>
+      </w:r>
+      <w:proofErr w:type="spellEnd"/>
+      <w:r>
+        <w:rPr>
+          <w:lang w:val="en-US"/>
+        </w:rPr>
+        <w:t xml:space="preserve">** (with </w:t>
+      </w:r>
+      <w:proofErr w:type="spellStart"/>
+      <w:r>
+        <w:rPr>
+          <w:lang w:val="en-US"/>
+        </w:rPr>
+        <w:t>shadda</w:t>
+      </w:r>
+      <w:proofErr w:type="spellEnd"/>
+      <w:r>
+        <w:rPr>
+          <w:lang w:val="en-US"/>
+        </w:rPr>
+        <w:t xml:space="preserve"> – heavy) | A living being bound to die inevitably | Expiring / Online with deadline</w:t>
       </w:r>
       <w:r>
         <w:rPr>
@@ -2411,11 +2680,19 @@
         </w:rPr>
         <w:t>‑</w:t>
       </w:r>
-      <w:r>
-        <w:rPr>
-          <w:lang w:val="en-US"/>
-        </w:rPr>
-        <w:t>Maytah** (carrion) | A dead body not purified by proper slaughter | Corrupted file / spoiled data</w:t>
+      <w:proofErr w:type="spellStart"/>
+      <w:r>
+        <w:rPr>
+          <w:lang w:val="en-US"/>
+        </w:rPr>
+        <w:t>Maytah</w:t>
+      </w:r>
+      <w:proofErr w:type="spellEnd"/>
+      <w:r>
+        <w:rPr>
+          <w:lang w:val="en-US"/>
+        </w:rPr>
+        <w:t>** (carrion) | A dead body not purified by proper slaughter | Corrupted file / spoiled data</w:t>
       </w:r>
       <w:r>
         <w:rPr>
@@ -2449,7 +2726,35 @@
         <w:rPr>
           <w:lang w:val="en-US"/>
         </w:rPr>
-        <w:t>Key insight:** When the Quran tells the Prophet *"You are mayyit (inevitably dying) and they are mayyit"* (39:30), it uses the **heavy** form. This breaks the illusion of immortality. It says: your functionality is temporary; turn your life into values that outlive you</w:t>
+        <w:t xml:space="preserve">Key insight:** When the Quran tells the Prophet *"You are </w:t>
+      </w:r>
+      <w:proofErr w:type="spellStart"/>
+      <w:r>
+        <w:rPr>
+          <w:lang w:val="en-US"/>
+        </w:rPr>
+        <w:t>mayyit</w:t>
+      </w:r>
+      <w:proofErr w:type="spellEnd"/>
+      <w:r>
+        <w:rPr>
+          <w:lang w:val="en-US"/>
+        </w:rPr>
+        <w:t xml:space="preserve"> (inevitably dying) and they are </w:t>
+      </w:r>
+      <w:proofErr w:type="spellStart"/>
+      <w:r>
+        <w:rPr>
+          <w:lang w:val="en-US"/>
+        </w:rPr>
+        <w:t>mayyit</w:t>
+      </w:r>
+      <w:proofErr w:type="spellEnd"/>
+      <w:r>
+        <w:rPr>
+          <w:lang w:val="en-US"/>
+        </w:rPr>
+        <w:t>"* (39:30), it uses the **heavy** form. This breaks the illusion of immortality. It says: your functionality is temporary; turn your life into values that outlive you</w:t>
       </w:r>
       <w:r>
         <w:rPr>
@@ -2522,11 +2827,33 @@
         </w:rPr>
         <w:t>| | **</w:t>
       </w:r>
-      <w:r>
-        <w:rPr>
-          <w:lang w:val="en-US"/>
-        </w:rPr>
-        <w:t>Ihya’ (Revival)** | **Ba‘th (Resurrection)</w:t>
+      <w:proofErr w:type="spellStart"/>
+      <w:r>
+        <w:rPr>
+          <w:lang w:val="en-US"/>
+        </w:rPr>
+        <w:t>Ihya</w:t>
+      </w:r>
+      <w:proofErr w:type="spellEnd"/>
+      <w:r>
+        <w:rPr>
+          <w:lang w:val="en-US"/>
+        </w:rPr>
+        <w:t>’ (Revival)** | **</w:t>
+      </w:r>
+      <w:proofErr w:type="spellStart"/>
+      <w:r>
+        <w:rPr>
+          <w:lang w:val="en-US"/>
+        </w:rPr>
+        <w:t>Ba‘th</w:t>
+      </w:r>
+      <w:proofErr w:type="spellEnd"/>
+      <w:r>
+        <w:rPr>
+          <w:lang w:val="en-US"/>
+        </w:rPr>
+        <w:t xml:space="preserve"> (Resurrection)</w:t>
       </w:r>
       <w:r>
         <w:rPr>
@@ -2566,7 +2893,21 @@
         <w:rPr>
           <w:lang w:val="en-US"/>
         </w:rPr>
-        <w:t>Domain | Often in this world (dead land, dead hearts via revelation) | Transition from Barzakh to Judgment Day</w:t>
+        <w:t xml:space="preserve">Domain | Often in this world (dead land, dead hearts via revelation) | Transition from </w:t>
+      </w:r>
+      <w:proofErr w:type="spellStart"/>
+      <w:r>
+        <w:rPr>
+          <w:lang w:val="en-US"/>
+        </w:rPr>
+        <w:t>Barzakh</w:t>
+      </w:r>
+      <w:proofErr w:type="spellEnd"/>
+      <w:r>
+        <w:rPr>
+          <w:lang w:val="en-US"/>
+        </w:rPr>
+        <w:t xml:space="preserve"> to Judgment Day</w:t>
       </w:r>
       <w:r>
         <w:rPr>
@@ -2734,29 +3075,71 @@
         <w:rPr>
           <w:lang w:val="en-US"/>
         </w:rPr>
-        <w:t>Chapter 9: Nushur, Hashr, Qiyamah – The Logistics of the Final Day</w:t>
-      </w:r>
-    </w:p>
-    <w:p>
-      <w:pPr>
-        <w:bidi w:val="0"/>
-        <w:rPr>
-          <w:rtl/>
-        </w:rPr>
-      </w:pPr>
-    </w:p>
-    <w:p>
-      <w:pPr>
-        <w:bidi w:val="0"/>
-        <w:rPr>
-          <w:lang w:val="en-US"/>
-        </w:rPr>
-      </w:pPr>
-      <w:r>
-        <w:rPr>
-          <w:lang w:val="en-US"/>
-        </w:rPr>
-        <w:t>These three terms are often confused. They are sequential stages</w:t>
+        <w:t xml:space="preserve">Chapter 9: Nushur, </w:t>
+      </w:r>
+      <w:proofErr w:type="spellStart"/>
+      <w:r>
+        <w:rPr>
+          <w:lang w:val="en-US"/>
+        </w:rPr>
+        <w:t>Hashr</w:t>
+      </w:r>
+      <w:proofErr w:type="spellEnd"/>
+      <w:r>
+        <w:rPr>
+          <w:lang w:val="en-US"/>
+        </w:rPr>
+        <w:t xml:space="preserve">, </w:t>
+      </w:r>
+      <w:proofErr w:type="spellStart"/>
+      <w:r>
+        <w:rPr>
+          <w:lang w:val="en-US"/>
+        </w:rPr>
+        <w:t>Qiyamah</w:t>
+      </w:r>
+      <w:proofErr w:type="spellEnd"/>
+      <w:r>
+        <w:rPr>
+          <w:lang w:val="en-US"/>
+        </w:rPr>
+        <w:t xml:space="preserve"> – The Logistics of the Final Day</w:t>
+      </w:r>
+    </w:p>
+    <w:p>
+      <w:pPr>
+        <w:bidi w:val="0"/>
+        <w:rPr>
+          <w:rtl/>
+        </w:rPr>
+      </w:pPr>
+    </w:p>
+    <w:p>
+      <w:pPr>
+        <w:bidi w:val="0"/>
+        <w:rPr>
+          <w:lang w:val="en-US"/>
+        </w:rPr>
+      </w:pPr>
+      <w:r>
+        <w:rPr>
+          <w:lang w:val="en-US"/>
+        </w:rPr>
+        <w:t xml:space="preserve">These three terms are often </w:t>
+      </w:r>
+      <w:proofErr w:type="gramStart"/>
+      <w:r>
+        <w:rPr>
+          <w:lang w:val="en-US"/>
+        </w:rPr>
+        <w:t>confused</w:t>
+      </w:r>
+      <w:proofErr w:type="gramEnd"/>
+      <w:r>
+        <w:rPr>
+          <w:lang w:val="en-US"/>
+        </w:rPr>
+        <w:t>. They are sequential stages</w:t>
       </w:r>
       <w:r>
         <w:rPr>
@@ -2852,11 +3235,19 @@
         </w:rPr>
         <w:t>| **</w:t>
       </w:r>
-      <w:r>
-        <w:rPr>
-          <w:lang w:val="en-US"/>
-        </w:rPr>
-        <w:t>Hashr** | Forced gathering from all places to one location | Centralized sorting – no escape</w:t>
+      <w:proofErr w:type="spellStart"/>
+      <w:r>
+        <w:rPr>
+          <w:lang w:val="en-US"/>
+        </w:rPr>
+        <w:t>Hashr</w:t>
+      </w:r>
+      <w:proofErr w:type="spellEnd"/>
+      <w:r>
+        <w:rPr>
+          <w:lang w:val="en-US"/>
+        </w:rPr>
+        <w:t>** | Forced gathering from all places to one location | Centralized sorting – no escape</w:t>
       </w:r>
       <w:r>
         <w:rPr>
@@ -2878,11 +3269,19 @@
         </w:rPr>
         <w:t>| **</w:t>
       </w:r>
-      <w:r>
-        <w:rPr>
-          <w:lang w:val="en-US"/>
-        </w:rPr>
-        <w:t>Qiyamah** | Standing before the Truth | The final presentation – no more movement, only confrontation</w:t>
+      <w:proofErr w:type="spellStart"/>
+      <w:r>
+        <w:rPr>
+          <w:lang w:val="en-US"/>
+        </w:rPr>
+        <w:t>Qiyamah</w:t>
+      </w:r>
+      <w:proofErr w:type="spellEnd"/>
+      <w:r>
+        <w:rPr>
+          <w:lang w:val="en-US"/>
+        </w:rPr>
+        <w:t>** | Standing before the Truth | The final presentation – no more movement, only confrontation</w:t>
       </w:r>
       <w:r>
         <w:rPr>
@@ -3085,7 +3484,21 @@
         <w:rPr>
           <w:lang w:val="en-US"/>
         </w:rPr>
-        <w:t>The **body** dies (physically decomposes). The **soul (Nafs)** – the conscious entity, the data processor – tastes the event of separation</w:t>
+        <w:t>The **body** dies (physically decomposes). The **soul (</w:t>
+      </w:r>
+      <w:proofErr w:type="spellStart"/>
+      <w:r>
+        <w:rPr>
+          <w:lang w:val="en-US"/>
+        </w:rPr>
+        <w:t>Nafs</w:t>
+      </w:r>
+      <w:proofErr w:type="spellEnd"/>
+      <w:r>
+        <w:rPr>
+          <w:lang w:val="en-US"/>
+        </w:rPr>
+        <w:t>)** – the conscious entity, the data processor – tastes the event of separation</w:t>
       </w:r>
       <w:r>
         <w:rPr>
@@ -3119,7 +3532,35 @@
         <w:rPr>
           <w:lang w:val="en-US"/>
         </w:rPr>
-        <w:t>Consequence:** Those who realise they will **taste** death and not **annihilate** into nothingness change their behaviour. Death is not a black hole; it is a **gateway**. Fear is replaced by preparation</w:t>
+        <w:t xml:space="preserve">Consequence:** Those who </w:t>
+      </w:r>
+      <w:proofErr w:type="spellStart"/>
+      <w:r>
+        <w:rPr>
+          <w:lang w:val="en-US"/>
+        </w:rPr>
+        <w:t>realise</w:t>
+      </w:r>
+      <w:proofErr w:type="spellEnd"/>
+      <w:r>
+        <w:rPr>
+          <w:lang w:val="en-US"/>
+        </w:rPr>
+        <w:t xml:space="preserve"> they will **taste** death and not **annihilate** into nothingness change their </w:t>
+      </w:r>
+      <w:proofErr w:type="spellStart"/>
+      <w:r>
+        <w:rPr>
+          <w:lang w:val="en-US"/>
+        </w:rPr>
+        <w:t>behaviour</w:t>
+      </w:r>
+      <w:proofErr w:type="spellEnd"/>
+      <w:r>
+        <w:rPr>
+          <w:lang w:val="en-US"/>
+        </w:rPr>
+        <w:t>. Death is not a black hole; it is a **gateway**. Fear is replaced by preparation</w:t>
       </w:r>
       <w:r>
         <w:rPr>
@@ -3177,7 +3618,35 @@
         <w:rPr>
           <w:lang w:val="en-US"/>
         </w:rPr>
-        <w:t>Death is not a wall that crashes the self. It is a **phase transition** (like water to vapour). The matter does not vanish; its **operational properties** change</w:t>
+        <w:t xml:space="preserve">Death is not a wall that crashes the self. It is a **phase transition** (like water to </w:t>
+      </w:r>
+      <w:proofErr w:type="spellStart"/>
+      <w:r>
+        <w:rPr>
+          <w:lang w:val="en-US"/>
+        </w:rPr>
+        <w:t>vapour</w:t>
+      </w:r>
+      <w:proofErr w:type="spellEnd"/>
+      <w:r>
+        <w:rPr>
+          <w:lang w:val="en-US"/>
+        </w:rPr>
+        <w:t xml:space="preserve">). The matter does not vanish; </w:t>
+      </w:r>
+      <w:proofErr w:type="spellStart"/>
+      <w:r>
+        <w:rPr>
+          <w:lang w:val="en-US"/>
+        </w:rPr>
+        <w:t>its</w:t>
+      </w:r>
+      <w:proofErr w:type="spellEnd"/>
+      <w:r>
+        <w:rPr>
+          <w:lang w:val="en-US"/>
+        </w:rPr>
+        <w:t xml:space="preserve"> **operational properties** change</w:t>
       </w:r>
       <w:r>
         <w:rPr>
@@ -3310,12 +3779,14 @@
         </w:rPr>
         <w:t>‑</w:t>
       </w:r>
+      <w:proofErr w:type="spellStart"/>
       <w:r>
         <w:rPr>
           <w:lang w:val="en-US"/>
         </w:rPr>
         <w:t>Ghurur</w:t>
       </w:r>
+      <w:proofErr w:type="spellEnd"/>
       <w:r>
         <w:rPr>
           <w:rFonts w:cs="Calibri"/>
@@ -3343,7 +3814,21 @@
         <w:rPr>
           <w:lang w:val="en-US"/>
         </w:rPr>
-        <w:t>The Quran calls the worldly life *"mata‘ al</w:t>
+        <w:t>The Quran calls the worldly life *"</w:t>
+      </w:r>
+      <w:proofErr w:type="spellStart"/>
+      <w:r>
+        <w:rPr>
+          <w:lang w:val="en-US"/>
+        </w:rPr>
+        <w:t>mata</w:t>
+      </w:r>
+      <w:proofErr w:type="spellEnd"/>
+      <w:r>
+        <w:rPr>
+          <w:lang w:val="en-US"/>
+        </w:rPr>
+        <w:t>‘ al</w:t>
       </w:r>
       <w:r>
         <w:rPr>
@@ -3352,11 +3837,33 @@
         </w:rPr>
         <w:t>‑</w:t>
       </w:r>
-      <w:r>
-        <w:rPr>
-          <w:lang w:val="en-US"/>
-        </w:rPr>
-        <w:t>ghurur"* (3:185) – "deceptive enjoyment." **Ghurur** comes from the root meaning " outward appearance covering the inner reality</w:t>
+      <w:proofErr w:type="spellStart"/>
+      <w:r>
+        <w:rPr>
+          <w:lang w:val="en-US"/>
+        </w:rPr>
+        <w:t>ghurur</w:t>
+      </w:r>
+      <w:proofErr w:type="spellEnd"/>
+      <w:r>
+        <w:rPr>
+          <w:lang w:val="en-US"/>
+        </w:rPr>
+        <w:t>"* (3:185) – "deceptive enjoyment." **</w:t>
+      </w:r>
+      <w:proofErr w:type="spellStart"/>
+      <w:r>
+        <w:rPr>
+          <w:lang w:val="en-US"/>
+        </w:rPr>
+        <w:t>Ghurur</w:t>
+      </w:r>
+      <w:proofErr w:type="spellEnd"/>
+      <w:r>
+        <w:rPr>
+          <w:lang w:val="en-US"/>
+        </w:rPr>
+        <w:t>** comes from the root meaning " outward appearance covering the inner reality</w:t>
       </w:r>
       <w:r>
         <w:rPr>
@@ -3470,7 +3977,21 @@
         <w:rPr>
           <w:lang w:val="en-US"/>
         </w:rPr>
-        <w:t>Use the world as a **tool** (Mata‘) not as the **goal**. Build for the permanent phase (the Hereafter) using the tools of the temporary phase (this world)</w:t>
+        <w:t>Use the world as a **tool** (</w:t>
+      </w:r>
+      <w:proofErr w:type="gramStart"/>
+      <w:r>
+        <w:rPr>
+          <w:lang w:val="en-US"/>
+        </w:rPr>
+        <w:t>Mata‘)</w:t>
+      </w:r>
+      <w:proofErr w:type="gramEnd"/>
+      <w:r>
+        <w:rPr>
+          <w:lang w:val="en-US"/>
+        </w:rPr>
+        <w:t xml:space="preserve"> not as the **goal**. Build for the permanent phase (the Hereafter) using the tools of the temporary phase (this world)</w:t>
       </w:r>
       <w:r>
         <w:rPr>
@@ -3587,7 +4108,35 @@
         <w:rPr>
           <w:lang w:val="en-US"/>
         </w:rPr>
-        <w:t>When the Quran tells the Prophet *"You are mayyit (inevitably dying) and they are mayyit"* (39:30), it delivers a shocking positive blow to human consciousness</w:t>
+        <w:t xml:space="preserve">When the Quran tells the Prophet *"You are </w:t>
+      </w:r>
+      <w:proofErr w:type="spellStart"/>
+      <w:r>
+        <w:rPr>
+          <w:lang w:val="en-US"/>
+        </w:rPr>
+        <w:t>mayyit</w:t>
+      </w:r>
+      <w:proofErr w:type="spellEnd"/>
+      <w:r>
+        <w:rPr>
+          <w:lang w:val="en-US"/>
+        </w:rPr>
+        <w:t xml:space="preserve"> (inevitably dying) and they are </w:t>
+      </w:r>
+      <w:proofErr w:type="spellStart"/>
+      <w:r>
+        <w:rPr>
+          <w:lang w:val="en-US"/>
+        </w:rPr>
+        <w:t>mayyit</w:t>
+      </w:r>
+      <w:proofErr w:type="spellEnd"/>
+      <w:r>
+        <w:rPr>
+          <w:lang w:val="en-US"/>
+        </w:rPr>
+        <w:t>"* (39:30), it delivers a shocking positive blow to human consciousness</w:t>
       </w:r>
       <w:r>
         <w:rPr>
@@ -3767,7 +4316,21 @@
         <w:rPr>
           <w:lang w:val="en-US"/>
         </w:rPr>
-        <w:t>Succession (Istikhlaf):** *"Then We caused the Book to be inherited by those We chose from Our servants"* (35:32). The carrier dies (archiving), but the **Book** (the program) remains active in the **processor** (the mind of the community)</w:t>
+        <w:t>Succession (</w:t>
+      </w:r>
+      <w:proofErr w:type="spellStart"/>
+      <w:r>
+        <w:rPr>
+          <w:lang w:val="en-US"/>
+        </w:rPr>
+        <w:t>Istikhlaf</w:t>
+      </w:r>
+      <w:proofErr w:type="spellEnd"/>
+      <w:r>
+        <w:rPr>
+          <w:lang w:val="en-US"/>
+        </w:rPr>
+        <w:t>):** *"Then We caused the Book to be inherited by those We chose from Our servants"* (35:32). The carrier dies (archiving), but the **Book** (the program) remains active in the **processor** (the mind of the community)</w:t>
       </w:r>
       <w:r>
         <w:rPr>
@@ -3793,7 +4356,21 @@
         <w:rPr>
           <w:lang w:val="en-US"/>
         </w:rPr>
-        <w:t>Ongoing charity (Sadaqah Jariyah):** The dead person continues to grow in rewards if they leave behind an **operational law** (knowledge that benefits, righteous child, perpetual charity). You are **functionally alive** as long as your impact continues to change the coordinates of reality</w:t>
+        <w:t xml:space="preserve">Ongoing charity (Sadaqah Jariyah):** The dead person continues to grow in rewards if they leave behind an **operational law** (knowledge that benefits, righteous child, perpetual charity). You are **functionally alive** </w:t>
+      </w:r>
+      <w:proofErr w:type="gramStart"/>
+      <w:r>
+        <w:rPr>
+          <w:lang w:val="en-US"/>
+        </w:rPr>
+        <w:t>as long as</w:t>
+      </w:r>
+      <w:proofErr w:type="gramEnd"/>
+      <w:r>
+        <w:rPr>
+          <w:lang w:val="en-US"/>
+        </w:rPr>
+        <w:t xml:space="preserve"> your impact continues to change the coordinates of reality</w:t>
       </w:r>
       <w:r>
         <w:rPr>
@@ -3819,7 +4396,14 @@
         <w:rPr>
           <w:lang w:val="en-US"/>
         </w:rPr>
-        <w:t>Renewal (Ijtihad):** If the mind stops connecting the methodology to reality, the methodology becomes a **corpse**. Revival is the **re</w:t>
+        <w:t>Renewal (Ijtihad):** If the mind stops connecting the methodology to reality, the methodology becomes a **corpse**. Revival is the *</w:t>
+      </w:r>
+      <w:proofErr w:type="gramStart"/>
+      <w:r>
+        <w:rPr>
+          <w:lang w:val="en-US"/>
+        </w:rPr>
+        <w:t>*re</w:t>
       </w:r>
       <w:r>
         <w:rPr>
@@ -3832,7 +4416,14 @@
         <w:rPr>
           <w:lang w:val="en-US"/>
         </w:rPr>
-        <w:t>injection of life** into the functional laws</w:t>
+        <w:t>injection</w:t>
+      </w:r>
+      <w:proofErr w:type="gramEnd"/>
+      <w:r>
+        <w:rPr>
+          <w:lang w:val="en-US"/>
+        </w:rPr>
+        <w:t xml:space="preserve"> of life** into the functional laws</w:t>
       </w:r>
       <w:r>
         <w:rPr>
@@ -3984,7 +4575,21 @@
         <w:rPr>
           <w:lang w:val="en-US"/>
         </w:rPr>
-        <w:t>This awareness changes behaviour: seek not victory in debate, but **agreement with the truth</w:t>
+        <w:t xml:space="preserve">This awareness changes </w:t>
+      </w:r>
+      <w:proofErr w:type="spellStart"/>
+      <w:r>
+        <w:rPr>
+          <w:lang w:val="en-US"/>
+        </w:rPr>
+        <w:t>behaviour</w:t>
+      </w:r>
+      <w:proofErr w:type="spellEnd"/>
+      <w:r>
+        <w:rPr>
+          <w:lang w:val="en-US"/>
+        </w:rPr>
+        <w:t>: seek not victory in debate, but **agreement with the truth</w:t>
       </w:r>
       <w:r>
         <w:rPr>
@@ -4166,7 +4771,35 @@
         <w:rPr>
           <w:lang w:val="en-US"/>
         </w:rPr>
-        <w:t>Physical ability of the ear to convert sound waves into neural signals. | The ability of the **heart** (Fu’ad) to process the signal into behavioural change</w:t>
+        <w:t>Physical ability of the ear to convert sound waves into neural signals. | The ability of the **heart** (</w:t>
+      </w:r>
+      <w:proofErr w:type="spellStart"/>
+      <w:r>
+        <w:rPr>
+          <w:lang w:val="en-US"/>
+        </w:rPr>
+        <w:t>Fu’ad</w:t>
+      </w:r>
+      <w:proofErr w:type="spellEnd"/>
+      <w:r>
+        <w:rPr>
+          <w:lang w:val="en-US"/>
+        </w:rPr>
+        <w:t xml:space="preserve">) to process the signal into </w:t>
+      </w:r>
+      <w:proofErr w:type="spellStart"/>
+      <w:r>
+        <w:rPr>
+          <w:lang w:val="en-US"/>
+        </w:rPr>
+        <w:t>behavioural</w:t>
+      </w:r>
+      <w:proofErr w:type="spellEnd"/>
+      <w:r>
+        <w:rPr>
+          <w:lang w:val="en-US"/>
+        </w:rPr>
+        <w:t xml:space="preserve"> change</w:t>
       </w:r>
       <w:r>
         <w:rPr>
@@ -4505,7 +5138,21 @@
         <w:rPr>
           <w:lang w:val="en-US"/>
         </w:rPr>
-        <w:t>Chapter 18: Wafat (Death</w:t>
+        <w:t xml:space="preserve">Chapter 18: </w:t>
+      </w:r>
+      <w:proofErr w:type="spellStart"/>
+      <w:r>
+        <w:rPr>
+          <w:lang w:val="en-US"/>
+        </w:rPr>
+        <w:t>Wafat</w:t>
+      </w:r>
+      <w:proofErr w:type="spellEnd"/>
+      <w:r>
+        <w:rPr>
+          <w:lang w:val="en-US"/>
+        </w:rPr>
+        <w:t xml:space="preserve"> (Death</w:t>
       </w:r>
       <w:r>
         <w:rPr>
@@ -4566,7 +5213,49 @@
         <w:rPr>
           <w:lang w:val="en-US"/>
         </w:rPr>
-        <w:t>The Quran distinguishes **Mawt** (death as cessation) from **Wafat** (dying as completion/fulfillment). *"Allah takes (yatawaffa) the souls at the time of their death, and those that have not died during their sleep</w:t>
+        <w:t>The Quran distinguishes **</w:t>
+      </w:r>
+      <w:proofErr w:type="spellStart"/>
+      <w:r>
+        <w:rPr>
+          <w:lang w:val="en-US"/>
+        </w:rPr>
+        <w:t>Mawt</w:t>
+      </w:r>
+      <w:proofErr w:type="spellEnd"/>
+      <w:r>
+        <w:rPr>
+          <w:lang w:val="en-US"/>
+        </w:rPr>
+        <w:t>** (death as cessation) from **</w:t>
+      </w:r>
+      <w:proofErr w:type="spellStart"/>
+      <w:r>
+        <w:rPr>
+          <w:lang w:val="en-US"/>
+        </w:rPr>
+        <w:t>Wafat</w:t>
+      </w:r>
+      <w:proofErr w:type="spellEnd"/>
+      <w:r>
+        <w:rPr>
+          <w:lang w:val="en-US"/>
+        </w:rPr>
+        <w:t>** (dying as completion/fulfillment). *"Allah takes (</w:t>
+      </w:r>
+      <w:proofErr w:type="spellStart"/>
+      <w:r>
+        <w:rPr>
+          <w:lang w:val="en-US"/>
+        </w:rPr>
+        <w:t>yatawaffa</w:t>
+      </w:r>
+      <w:proofErr w:type="spellEnd"/>
+      <w:r>
+        <w:rPr>
+          <w:lang w:val="en-US"/>
+        </w:rPr>
+        <w:t>) the souls at the time of their death, and those that have not died during their sleep</w:t>
       </w:r>
       <w:r>
         <w:rPr>
@@ -4596,11 +5285,19 @@
         </w:rPr>
         <w:t>- **</w:t>
       </w:r>
-      <w:r>
-        <w:rPr>
-          <w:lang w:val="en-US"/>
-        </w:rPr>
-        <w:t>Wafat** comes from the root meaning "full payment / completion." It is the **inventory** process</w:t>
+      <w:proofErr w:type="spellStart"/>
+      <w:r>
+        <w:rPr>
+          <w:lang w:val="en-US"/>
+        </w:rPr>
+        <w:t>Wafat</w:t>
+      </w:r>
+      <w:proofErr w:type="spellEnd"/>
+      <w:r>
+        <w:rPr>
+          <w:lang w:val="en-US"/>
+        </w:rPr>
+        <w:t>** comes from the root meaning "full payment / completion." It is the **inventory** process</w:t>
       </w:r>
       <w:r>
         <w:rPr>
@@ -4626,7 +5323,21 @@
         <w:rPr>
           <w:lang w:val="en-US"/>
         </w:rPr>
-        <w:t>Sleep** is a **minor wafat** – the soul is temporarily withdrawn, the daily data is uploaded (daily update), and if the deadline has not come, it is sent back (reboot)</w:t>
+        <w:t xml:space="preserve">Sleep** is a **minor </w:t>
+      </w:r>
+      <w:proofErr w:type="spellStart"/>
+      <w:r>
+        <w:rPr>
+          <w:lang w:val="en-US"/>
+        </w:rPr>
+        <w:t>wafat</w:t>
+      </w:r>
+      <w:proofErr w:type="spellEnd"/>
+      <w:r>
+        <w:rPr>
+          <w:lang w:val="en-US"/>
+        </w:rPr>
+        <w:t>** – the soul is temporarily withdrawn, the daily data is uploaded (daily update), and if the deadline has not come, it is sent back (reboot)</w:t>
       </w:r>
       <w:r>
         <w:rPr>
@@ -4784,7 +5495,21 @@
         <w:rPr>
           <w:lang w:val="en-US"/>
         </w:rPr>
-        <w:t>What gives mass to a deed?** Sincerity (Ikhlas) and conformity with the Truth. A small act with great sincerity can weigh mountains; a huge act done for show weighs zero</w:t>
+        <w:t xml:space="preserve">What gives mass to a deed?** Sincerity (Ikhlas) and conformity with the Truth. A small act with great sincerity can weigh mountains; a huge act done for show </w:t>
+      </w:r>
+      <w:proofErr w:type="gramStart"/>
+      <w:r>
+        <w:rPr>
+          <w:lang w:val="en-US"/>
+        </w:rPr>
+        <w:t>weighs</w:t>
+      </w:r>
+      <w:proofErr w:type="gramEnd"/>
+      <w:r>
+        <w:rPr>
+          <w:lang w:val="en-US"/>
+        </w:rPr>
+        <w:t xml:space="preserve"> zero</w:t>
       </w:r>
       <w:r>
         <w:rPr>
@@ -4943,7 +5668,21 @@
         <w:rPr>
           <w:lang w:val="en-US"/>
         </w:rPr>
-        <w:t>In this world and Barzakh, we are in a state of constant change (becoming). In the Muntaha, the entity settles into its final state</w:t>
+        <w:t xml:space="preserve">In this world and </w:t>
+      </w:r>
+      <w:proofErr w:type="spellStart"/>
+      <w:r>
+        <w:rPr>
+          <w:lang w:val="en-US"/>
+        </w:rPr>
+        <w:t>Barzakh</w:t>
+      </w:r>
+      <w:proofErr w:type="spellEnd"/>
+      <w:r>
+        <w:rPr>
+          <w:lang w:val="en-US"/>
+        </w:rPr>
+        <w:t>, we are in a state of constant change (becoming). In the Muntaha, the entity settles into its final state</w:t>
       </w:r>
       <w:r>
         <w:rPr>
@@ -5283,7 +6022,21 @@
         <w:rPr>
           <w:lang w:val="en-US"/>
         </w:rPr>
-        <w:t>Jesus said: *"I create for you from clay the likeness of a bird, then I breathe into it and it becomes a bird by God’s permission; and I heal the blind (Akma) and the leper (Abras) and I give life to the dead</w:t>
+        <w:t>Jesus said: *"I create for you from clay the likeness of a bird, then I breathe into it and it becomes a bird by God’s permission; and I heal the blind (Akma) and the leper (Abras</w:t>
+      </w:r>
+      <w:proofErr w:type="gramStart"/>
+      <w:r>
+        <w:rPr>
+          <w:lang w:val="en-US"/>
+        </w:rPr>
+        <w:t>)</w:t>
+      </w:r>
+      <w:proofErr w:type="gramEnd"/>
+      <w:r>
+        <w:rPr>
+          <w:lang w:val="en-US"/>
+        </w:rPr>
+        <w:t xml:space="preserve"> and I give life to the dead</w:t>
       </w:r>
       <w:r>
         <w:rPr>
@@ -5384,7 +6137,14 @@
         <w:rPr>
           <w:lang w:val="en-US"/>
         </w:rPr>
-        <w:t>Jesus’ healing is **cognitive purification** – not physical medicine. He restores the **ability to see patterns** and the **purity of sources**. Then, and only then, can he "give life to the dead" (re</w:t>
+        <w:t xml:space="preserve">Jesus’ healing is **cognitive purification** – not physical medicine. He restores the **ability to see patterns** and the **purity of sources**. Then, and only then, can he "give life to the dead" </w:t>
+      </w:r>
+      <w:proofErr w:type="gramStart"/>
+      <w:r>
+        <w:rPr>
+          <w:lang w:val="en-US"/>
+        </w:rPr>
+        <w:t>(re</w:t>
       </w:r>
       <w:r>
         <w:rPr>
@@ -5397,7 +6157,14 @@
         <w:rPr>
           <w:lang w:val="en-US"/>
         </w:rPr>
-        <w:t>activate dead minds)</w:t>
+        <w:t>activate</w:t>
+      </w:r>
+      <w:proofErr w:type="gramEnd"/>
+      <w:r>
+        <w:rPr>
+          <w:lang w:val="en-US"/>
+        </w:rPr>
+        <w:t xml:space="preserve"> dead minds)</w:t>
       </w:r>
       <w:r>
         <w:rPr>
@@ -5433,7 +6200,21 @@
         <w:rPr>
           <w:lang w:val="en-US"/>
         </w:rPr>
-        <w:t>Chapter 23: The Prohibition of Carrion (Maytah) as a Civilizational Law</w:t>
+        <w:t>Chapter 23: The Prohibition of Carrion (</w:t>
+      </w:r>
+      <w:proofErr w:type="spellStart"/>
+      <w:r>
+        <w:rPr>
+          <w:lang w:val="en-US"/>
+        </w:rPr>
+        <w:t>Maytah</w:t>
+      </w:r>
+      <w:proofErr w:type="spellEnd"/>
+      <w:r>
+        <w:rPr>
+          <w:lang w:val="en-US"/>
+        </w:rPr>
+        <w:t>) as a Civilizational Law</w:t>
       </w:r>
     </w:p>
     <w:p>
@@ -5470,11 +6251,19 @@
         </w:rPr>
         <w:t>‑</w:t>
       </w:r>
-      <w:r>
-        <w:rPr>
-          <w:lang w:val="en-US"/>
-        </w:rPr>
-        <w:t>Maytah), blood, the flesh of swine, and that which has been dedicated to other than Allah</w:t>
+      <w:proofErr w:type="spellStart"/>
+      <w:r>
+        <w:rPr>
+          <w:lang w:val="en-US"/>
+        </w:rPr>
+        <w:t>Maytah</w:t>
+      </w:r>
+      <w:proofErr w:type="spellEnd"/>
+      <w:r>
+        <w:rPr>
+          <w:lang w:val="en-US"/>
+        </w:rPr>
+        <w:t>), blood, the flesh of swine, and that which has been dedicated to other than Allah</w:t>
       </w:r>
       <w:r>
         <w:rPr>
@@ -5562,8 +6351,16 @@
         <w:rPr>
           <w:lang w:val="en-US"/>
         </w:rPr>
-        <w:t>Blood** = the **energy flow** (economic, cognitive) of society. Spilling it outside proper channels causes social haemorrhage</w:t>
-      </w:r>
+        <w:t xml:space="preserve">Blood** = the **energy flow** (economic, cognitive) of society. Spilling it outside proper channels causes social </w:t>
+      </w:r>
+      <w:proofErr w:type="spellStart"/>
+      <w:r>
+        <w:rPr>
+          <w:lang w:val="en-US"/>
+        </w:rPr>
+        <w:t>haemorrhage</w:t>
+      </w:r>
+      <w:proofErr w:type="spellEnd"/>
       <w:r>
         <w:rPr>
           <w:rtl/>
@@ -5741,7 +6538,21 @@
         <w:rPr>
           <w:lang w:val="en-US"/>
         </w:rPr>
-        <w:t>The goal of this book is to shape the **"Resurrection Human"** – one who does not wait for resurrection as a distant unseen event, but lives it as a daily state of awareness</w:t>
+        <w:t xml:space="preserve">The goal of this book is to shape the **"Resurrection Human"** – one who does not wait for resurrection as a distant unseen </w:t>
+      </w:r>
+      <w:proofErr w:type="gramStart"/>
+      <w:r>
+        <w:rPr>
+          <w:lang w:val="en-US"/>
+        </w:rPr>
+        <w:t>event, but</w:t>
+      </w:r>
+      <w:proofErr w:type="gramEnd"/>
+      <w:r>
+        <w:rPr>
+          <w:lang w:val="en-US"/>
+        </w:rPr>
+        <w:t xml:space="preserve"> lives it as a daily state of awareness</w:t>
       </w:r>
       <w:r>
         <w:rPr>
@@ -5952,7 +6763,21 @@
         <w:rPr>
           <w:lang w:val="en-US"/>
         </w:rPr>
-        <w:t>Centrality of functional spirit** – True death is the cessation of agency. A nation that produces no values is **dead** even if it walks in markets</w:t>
+        <w:t xml:space="preserve">Centrality of functional spirit** – True death is the cessation of agency. A nation that produces no </w:t>
+      </w:r>
+      <w:proofErr w:type="gramStart"/>
+      <w:r>
+        <w:rPr>
+          <w:lang w:val="en-US"/>
+        </w:rPr>
+        <w:t>values</w:t>
+      </w:r>
+      <w:proofErr w:type="gramEnd"/>
+      <w:r>
+        <w:rPr>
+          <w:lang w:val="en-US"/>
+        </w:rPr>
+        <w:t xml:space="preserve"> is **dead** even if it walks in markets</w:t>
       </w:r>
       <w:r>
         <w:rPr>
@@ -6004,7 +6829,21 @@
         <w:rPr>
           <w:lang w:val="en-US"/>
         </w:rPr>
-        <w:t>Freeing consciousness from the illusion of annihilation** – Knowing that you **taste** death and do not **cease** gives you civilisational courage</w:t>
+        <w:t xml:space="preserve">Freeing consciousness from the illusion of annihilation** – Knowing that you **taste** death and do not **cease** gives you </w:t>
+      </w:r>
+      <w:proofErr w:type="spellStart"/>
+      <w:r>
+        <w:rPr>
+          <w:lang w:val="en-US"/>
+        </w:rPr>
+        <w:t>civilisational</w:t>
+      </w:r>
+      <w:proofErr w:type="spellEnd"/>
+      <w:r>
+        <w:rPr>
+          <w:lang w:val="en-US"/>
+        </w:rPr>
+        <w:t xml:space="preserve"> courage</w:t>
       </w:r>
       <w:r>
         <w:rPr>
@@ -6066,7 +6905,21 @@
         <w:rPr>
           <w:lang w:val="en-US"/>
         </w:rPr>
-        <w:t>This book is not meant to be merely a text you read. It is intended as a **protocol** to change your view of yourself and the universe. The Resurrection Human lives in this world with the eye of a traveller, the heart of an investor, and the mind of an engineer who knows that every brick he places today will be a standing entity tomorrow on the field of presentation</w:t>
+        <w:t xml:space="preserve">This book is not meant to be merely a text you read. It is intended as a **protocol** to change your view of yourself and the universe. The Resurrection Human lives in this world with the eye of a </w:t>
+      </w:r>
+      <w:proofErr w:type="spellStart"/>
+      <w:r>
+        <w:rPr>
+          <w:lang w:val="en-US"/>
+        </w:rPr>
+        <w:t>traveller</w:t>
+      </w:r>
+      <w:proofErr w:type="spellEnd"/>
+      <w:r>
+        <w:rPr>
+          <w:lang w:val="en-US"/>
+        </w:rPr>
+        <w:t>, the heart of an investor, and the mind of an engineer who knows that every brick he places today will be a standing entity tomorrow on the field of presentation</w:t>
       </w:r>
       <w:r>
         <w:rPr>
@@ -6094,7 +6947,35 @@
         <w:rPr>
           <w:lang w:val="en-US"/>
         </w:rPr>
-        <w:t>We end with the certainty with which we began: *"And that to your Lord is the final end"* (53:42). So towards that final end, let us race in excellence of deed, purity of intention, and strength of resolve</w:t>
+        <w:t xml:space="preserve">We end with the certainty with which we began: *"And that to your Lord is the final end"* (53:42). </w:t>
+      </w:r>
+      <w:proofErr w:type="gramStart"/>
+      <w:r>
+        <w:rPr>
+          <w:lang w:val="en-US"/>
+        </w:rPr>
+        <w:t>So</w:t>
+      </w:r>
+      <w:proofErr w:type="gramEnd"/>
+      <w:r>
+        <w:rPr>
+          <w:lang w:val="en-US"/>
+        </w:rPr>
+        <w:t xml:space="preserve"> towards that </w:t>
+      </w:r>
+      <w:proofErr w:type="gramStart"/>
+      <w:r>
+        <w:rPr>
+          <w:lang w:val="en-US"/>
+        </w:rPr>
+        <w:t>final end</w:t>
+      </w:r>
+      <w:proofErr w:type="gramEnd"/>
+      <w:r>
+        <w:rPr>
+          <w:lang w:val="en-US"/>
+        </w:rPr>
+        <w:t>, let us race in excellence of deed, purity of intention, and strength of resolve</w:t>
       </w:r>
       <w:r>
         <w:rPr>
@@ -6173,8 +7054,29 @@
         </w:rPr>
         <w:t xml:space="preserve">| </w:t>
       </w:r>
-      <w:r>
-        <w:t>Arabic Term | Functional Translation</w:t>
+      <w:proofErr w:type="spellStart"/>
+      <w:r>
+        <w:t>Arabic</w:t>
+      </w:r>
+      <w:proofErr w:type="spellEnd"/>
+      <w:r>
+        <w:t xml:space="preserve"> </w:t>
+      </w:r>
+      <w:proofErr w:type="spellStart"/>
+      <w:r>
+        <w:t>Term</w:t>
+      </w:r>
+      <w:proofErr w:type="spellEnd"/>
+      <w:r>
+        <w:t xml:space="preserve"> | </w:t>
+      </w:r>
+      <w:proofErr w:type="spellStart"/>
+      <w:r>
+        <w:t>Functional</w:t>
+      </w:r>
+      <w:proofErr w:type="spellEnd"/>
+      <w:r>
+        <w:t xml:space="preserve"> Translation</w:t>
       </w:r>
       <w:r>
         <w:rPr>
@@ -6210,18 +7112,30 @@
         </w:rPr>
         <w:t xml:space="preserve">| </w:t>
       </w:r>
+      <w:proofErr w:type="spellStart"/>
       <w:r>
         <w:t>Mawt</w:t>
       </w:r>
+      <w:proofErr w:type="spellEnd"/>
       <w:r>
         <w:rPr>
           <w:rtl/>
         </w:rPr>
         <w:t xml:space="preserve"> (الموت) | </w:t>
       </w:r>
-      <w:r>
-        <w:t>Functional cessation, system shutdown</w:t>
-      </w:r>
+      <w:proofErr w:type="spellStart"/>
+      <w:r>
+        <w:t>Functional</w:t>
+      </w:r>
+      <w:proofErr w:type="spellEnd"/>
+      <w:r>
+        <w:t xml:space="preserve"> cessation, system </w:t>
+      </w:r>
+      <w:proofErr w:type="spellStart"/>
+      <w:r>
+        <w:t>shutdown</w:t>
+      </w:r>
+      <w:proofErr w:type="spellEnd"/>
       <w:r>
         <w:rPr>
           <w:rtl/>
@@ -6251,8 +7165,29 @@
         </w:rPr>
         <w:t xml:space="preserve"> (الحياة) | </w:t>
       </w:r>
-      <w:r>
-        <w:t>Operational agency, testing mode</w:t>
+      <w:proofErr w:type="spellStart"/>
+      <w:r>
+        <w:t>Operational</w:t>
+      </w:r>
+      <w:proofErr w:type="spellEnd"/>
+      <w:r>
+        <w:t xml:space="preserve"> </w:t>
+      </w:r>
+      <w:proofErr w:type="spellStart"/>
+      <w:r>
+        <w:t>agency</w:t>
+      </w:r>
+      <w:proofErr w:type="spellEnd"/>
+      <w:r>
+        <w:t xml:space="preserve">, </w:t>
+      </w:r>
+      <w:proofErr w:type="spellStart"/>
+      <w:r>
+        <w:t>testing</w:t>
+      </w:r>
+      <w:proofErr w:type="spellEnd"/>
+      <w:r>
+        <w:t xml:space="preserve"> mode</w:t>
       </w:r>
       <w:r>
         <w:rPr>
@@ -6274,17 +7209,24 @@
         </w:rPr>
         <w:t xml:space="preserve">| </w:t>
       </w:r>
+      <w:proofErr w:type="spellStart"/>
       <w:r>
         <w:t>Nafs</w:t>
       </w:r>
+      <w:proofErr w:type="spellEnd"/>
       <w:r>
         <w:rPr>
           <w:rtl/>
         </w:rPr>
         <w:t xml:space="preserve"> (النفس) | </w:t>
       </w:r>
-      <w:r>
-        <w:t>Conscious self, data</w:t>
+      <w:proofErr w:type="spellStart"/>
+      <w:r>
+        <w:t>Conscious</w:t>
+      </w:r>
+      <w:proofErr w:type="spellEnd"/>
+      <w:r>
+        <w:t xml:space="preserve"> self, data</w:t>
       </w:r>
       <w:r>
         <w:rPr>
@@ -6315,9 +7257,11 @@
         </w:rPr>
         <w:t xml:space="preserve">| </w:t>
       </w:r>
+      <w:proofErr w:type="spellStart"/>
       <w:r>
         <w:t>Tadhkiyah</w:t>
       </w:r>
+      <w:proofErr w:type="spellEnd"/>
       <w:r>
         <w:rPr>
           <w:rtl/>
@@ -6325,8 +7269,13 @@
         <w:t xml:space="preserve"> (التذكية) | </w:t>
       </w:r>
       <w:r>
-        <w:t>Cognitive purification by intelligence and discernment</w:t>
-      </w:r>
+        <w:t xml:space="preserve">Cognitive purification by intelligence and </w:t>
+      </w:r>
+      <w:proofErr w:type="spellStart"/>
+      <w:r>
+        <w:t>discernment</w:t>
+      </w:r>
+      <w:proofErr w:type="spellEnd"/>
       <w:r>
         <w:rPr>
           <w:rtl/>
@@ -6356,8 +7305,21 @@
         </w:rPr>
         <w:t xml:space="preserve"> (البعث) | </w:t>
       </w:r>
-      <w:r>
-        <w:t>Resurrection as summoning and re</w:t>
+      <w:proofErr w:type="spellStart"/>
+      <w:r>
+        <w:t>Resurrection</w:t>
+      </w:r>
+      <w:proofErr w:type="spellEnd"/>
+      <w:r>
+        <w:t xml:space="preserve"> as </w:t>
+      </w:r>
+      <w:proofErr w:type="spellStart"/>
+      <w:r>
+        <w:t>summoning</w:t>
+      </w:r>
+      <w:proofErr w:type="spellEnd"/>
+      <w:r>
+        <w:t xml:space="preserve"> and re</w:t>
       </w:r>
       <w:r>
         <w:rPr>
@@ -6365,9 +7327,11 @@
         </w:rPr>
         <w:t>‑</w:t>
       </w:r>
+      <w:proofErr w:type="spellStart"/>
       <w:r>
         <w:t>embodiment</w:t>
       </w:r>
+      <w:proofErr w:type="spellEnd"/>
       <w:r>
         <w:rPr>
           <w:rtl/>
@@ -6397,8 +7361,29 @@
         </w:rPr>
         <w:t xml:space="preserve"> (النشور) | </w:t>
       </w:r>
-      <w:r>
-        <w:t>Decompression of deeds (unfolding)</w:t>
+      <w:proofErr w:type="spellStart"/>
+      <w:r>
+        <w:t>Decompression</w:t>
+      </w:r>
+      <w:proofErr w:type="spellEnd"/>
+      <w:r>
+        <w:t xml:space="preserve"> of </w:t>
+      </w:r>
+      <w:proofErr w:type="spellStart"/>
+      <w:r>
+        <w:t>deeds</w:t>
+      </w:r>
+      <w:proofErr w:type="spellEnd"/>
+      <w:r>
+        <w:t xml:space="preserve"> (</w:t>
+      </w:r>
+      <w:proofErr w:type="spellStart"/>
+      <w:r>
+        <w:t>unfolding</w:t>
+      </w:r>
+      <w:proofErr w:type="spellEnd"/>
+      <w:r>
+        <w:t>)</w:t>
       </w:r>
       <w:r>
         <w:rPr>
@@ -6420,18 +7405,38 @@
         </w:rPr>
         <w:t xml:space="preserve">| </w:t>
       </w:r>
+      <w:proofErr w:type="spellStart"/>
       <w:r>
         <w:t>Hashr</w:t>
       </w:r>
+      <w:proofErr w:type="spellEnd"/>
       <w:r>
         <w:rPr>
           <w:rtl/>
         </w:rPr>
         <w:t xml:space="preserve"> (الحشر) | </w:t>
       </w:r>
-      <w:r>
-        <w:t>Forced gathering and sorting</w:t>
-      </w:r>
+      <w:proofErr w:type="spellStart"/>
+      <w:r>
+        <w:t>Forced</w:t>
+      </w:r>
+      <w:proofErr w:type="spellEnd"/>
+      <w:r>
+        <w:t xml:space="preserve"> </w:t>
+      </w:r>
+      <w:proofErr w:type="spellStart"/>
+      <w:r>
+        <w:t>gathering</w:t>
+      </w:r>
+      <w:proofErr w:type="spellEnd"/>
+      <w:r>
+        <w:t xml:space="preserve"> and </w:t>
+      </w:r>
+      <w:proofErr w:type="spellStart"/>
+      <w:r>
+        <w:t>sorting</w:t>
+      </w:r>
+      <w:proofErr w:type="spellEnd"/>
       <w:r>
         <w:rPr>
           <w:rtl/>
@@ -6452,9 +7457,11 @@
         </w:rPr>
         <w:t xml:space="preserve">| </w:t>
       </w:r>
+      <w:proofErr w:type="spellStart"/>
       <w:r>
         <w:t>Qiyamah</w:t>
       </w:r>
+      <w:proofErr w:type="spellEnd"/>
       <w:r>
         <w:rPr>
           <w:rtl/>
@@ -6462,8 +7469,21 @@
         <w:t xml:space="preserve"> (القيامة) | </w:t>
       </w:r>
       <w:r>
-        <w:t>Standing before the Truth for final presentation</w:t>
-      </w:r>
+        <w:t xml:space="preserve">Standing </w:t>
+      </w:r>
+      <w:proofErr w:type="spellStart"/>
+      <w:r>
+        <w:t>before</w:t>
+      </w:r>
+      <w:proofErr w:type="spellEnd"/>
+      <w:r>
+        <w:t xml:space="preserve"> the Truth for final </w:t>
+      </w:r>
+      <w:proofErr w:type="spellStart"/>
+      <w:r>
+        <w:t>presentation</w:t>
+      </w:r>
+      <w:proofErr w:type="spellEnd"/>
       <w:r>
         <w:rPr>
           <w:rtl/>
@@ -6503,8 +7523,37 @@
         <w:t xml:space="preserve"> (المنتهى) | </w:t>
       </w:r>
       <w:r>
-        <w:t>The final destination where becoming stops and being begins</w:t>
-      </w:r>
+        <w:t xml:space="preserve">The final destination </w:t>
+      </w:r>
+      <w:proofErr w:type="spellStart"/>
+      <w:r>
+        <w:t>where</w:t>
+      </w:r>
+      <w:proofErr w:type="spellEnd"/>
+      <w:r>
+        <w:t xml:space="preserve"> </w:t>
+      </w:r>
+      <w:proofErr w:type="spellStart"/>
+      <w:r>
+        <w:t>becoming</w:t>
+      </w:r>
+      <w:proofErr w:type="spellEnd"/>
+      <w:r>
+        <w:t xml:space="preserve"> stops and </w:t>
+      </w:r>
+      <w:proofErr w:type="spellStart"/>
+      <w:r>
+        <w:t>being</w:t>
+      </w:r>
+      <w:proofErr w:type="spellEnd"/>
+      <w:r>
+        <w:t xml:space="preserve"> </w:t>
+      </w:r>
+      <w:proofErr w:type="spellStart"/>
+      <w:r>
+        <w:t>begins</w:t>
+      </w:r>
+      <w:proofErr w:type="spellEnd"/>
       <w:r>
         <w:rPr>
           <w:rtl/>
@@ -6544,7 +7593,23 @@
         <w:t xml:space="preserve"> (البصر الحديد) | </w:t>
       </w:r>
       <w:r>
-        <w:t>Iron sight – penetrating, un</w:t>
+        <w:t xml:space="preserve">Iron </w:t>
+      </w:r>
+      <w:proofErr w:type="spellStart"/>
+      <w:r>
+        <w:t>sight</w:t>
+      </w:r>
+      <w:proofErr w:type="spellEnd"/>
+      <w:r>
+        <w:t xml:space="preserve"> – </w:t>
+      </w:r>
+      <w:proofErr w:type="spellStart"/>
+      <w:r>
+        <w:t>penetrating</w:t>
+      </w:r>
+      <w:proofErr w:type="spellEnd"/>
+      <w:r>
+        <w:t>, un</w:t>
       </w:r>
       <w:r>
         <w:rPr>
@@ -6552,8 +7617,13 @@
         </w:rPr>
         <w:t>‑</w:t>
       </w:r>
-      <w:r>
-        <w:t>deceivable perception</w:t>
+      <w:proofErr w:type="spellStart"/>
+      <w:r>
+        <w:t>deceivable</w:t>
+      </w:r>
+      <w:proofErr w:type="spellEnd"/>
+      <w:r>
+        <w:t xml:space="preserve"> perception</w:t>
       </w:r>
       <w:r>
         <w:rPr>
@@ -6603,7 +7673,23 @@
         <w:t>**</w:t>
       </w:r>
       <w:r>
-        <w:t>End of the condensed summary (approx. 28 pages in standard Word format)</w:t>
+        <w:t xml:space="preserve">End of the </w:t>
+      </w:r>
+      <w:proofErr w:type="spellStart"/>
+      <w:r>
+        <w:t>condensed</w:t>
+      </w:r>
+      <w:proofErr w:type="spellEnd"/>
+      <w:r>
+        <w:t xml:space="preserve"> </w:t>
+      </w:r>
+      <w:proofErr w:type="spellStart"/>
+      <w:r>
+        <w:t>summary</w:t>
+      </w:r>
+      <w:proofErr w:type="spellEnd"/>
+      <w:r>
+        <w:t xml:space="preserve"> (approx. 28 pages in standard Word format)</w:t>
       </w:r>
       <w:r>
         <w:rPr>
